--- a/docs/NTOP-Admin-User-Guide-TH.docx
+++ b/docs/NTOP-Admin-User-Guide-TH.docx
@@ -5213,11 +5213,21 @@
       </w:rPr>
       <w:t xml:space="preserve">NTOP Admin Guide  •  </w:t>
     </w:r>
-    <w:fldChar w:fldCharType="begin"/>
-    <w:instrText xml:space="preserve">PAGE</w:instrText>
-    <w:fldChar w:fldCharType="separate"/>
-    <w:t>1</w:t>
-    <w:fldChar w:fldCharType="end"/>
+    <w:r>
+      <w:fldChar w:fldCharType="begin"/>
+    </w:r>
+    <w:r>
+      <w:instrText xml:space="preserve">PAGE</w:instrText>
+    </w:r>
+    <w:r>
+      <w:fldChar w:fldCharType="separate"/>
+    </w:r>
+    <w:r>
+      <w:t>1</w:t>
+    </w:r>
+    <w:r>
+      <w:fldChar w:fldCharType="end"/>
+    </w:r>
   </w:p>
 </w:ftr>
 </file>
